--- a/BIM_Presentation/6th Semester/BR/presentation-topics.docx
+++ b/BIM_Presentation/6th Semester/BR/presentation-topics.docx
@@ -1,6 +1,6 @@
 
 <file path=word/document.xml><?xml version="1.0" encoding="utf-8"?>
-<w:document xmlns:wpc="http://schemas.microsoft.com/office/word/2010/wordprocessingCanvas" xmlns:cx="http://schemas.microsoft.com/office/drawing/2014/chartex" xmlns:cx1="http://schemas.microsoft.com/office/drawing/2015/9/8/chartex" xmlns:cx2="http://schemas.microsoft.com/office/drawing/2015/10/21/chartex" xmlns:cx3="http://schemas.microsoft.com/office/drawing/2016/5/9/chartex" xmlns:cx4="http://schemas.microsoft.com/office/drawing/2016/5/10/chartex" xmlns:cx5="http://schemas.microsoft.com/office/drawing/2016/5/11/chartex" xmlns:cx6="http://schemas.microsoft.com/office/drawing/2016/5/12/chartex" xmlns:cx7="http://schemas.microsoft.com/office/drawing/2016/5/13/chartex" xmlns:cx8="http://schemas.microsoft.com/office/drawing/2016/5/14/chartex" xmlns:mc="http://schemas.openxmlformats.org/markup-compatibility/2006" xmlns:aink="http://schemas.microsoft.com/office/drawing/2016/ink" xmlns:am3d="http://schemas.microsoft.com/office/drawing/2017/model3d" xmlns:o="urn:schemas-microsoft-com:office:office" xmlns:oel="http://schemas.microsoft.com/office/2019/extlst" xmlns:r="http://schemas.openxmlformats.org/officeDocument/2006/relationships" xmlns:m="http://schemas.openxmlformats.org/officeDocument/2006/math" xmlns:v="urn:schemas-microsoft-com:vml" xmlns:wp14="http://schemas.microsoft.com/office/word/2010/wordprocessingDrawing" xmlns:wp="http://schemas.openxmlformats.org/drawingml/2006/wordprocessingDrawing" xmlns:w10="urn:schemas-microsoft-com:office:word" xmlns:w="http://schemas.openxmlformats.org/wordprocessingml/2006/main" xmlns:w14="http://schemas.microsoft.com/office/word/2010/wordml" xmlns:w15="http://schemas.microsoft.com/office/word/2012/wordml" xmlns:w16cei="http://schemas.microsoft.com/office/word/2026/wordml/cei" xmlns:w16cex="http://schemas.microsoft.com/office/word/2018/wordml/cex" xmlns:w16cid="http://schemas.microsoft.com/office/word/2016/wordml/cid" xmlns:w16="http://schemas.microsoft.com/office/word/2018/wordml" xmlns:w16du="http://schemas.microsoft.com/office/word/2023/wordml/word16du" xmlns:w16sdtdh="http://schemas.microsoft.com/office/word/2020/wordml/sdtdatahash" xmlns:w16sdtfl="http://schemas.microsoft.com/office/word/2024/wordml/sdtformatlock" xmlns:w16se="http://schemas.microsoft.com/office/word/2015/wordml/symex" xmlns:wpg="http://schemas.microsoft.com/office/word/2010/wordprocessingGroup" xmlns:wpi="http://schemas.microsoft.com/office/word/2010/wordprocessingInk" xmlns:wne="http://schemas.microsoft.com/office/word/2006/wordml" xmlns:wps="http://schemas.microsoft.com/office/word/2010/wordprocessingShape" mc:Ignorable="w14 w15 w16se w16cid w16 w16cex w16sdtdh w16sdtfl w16du wp14">
+<w:document xmlns:wpc="http://schemas.microsoft.com/office/word/2010/wordprocessingCanvas" xmlns:cx="http://schemas.microsoft.com/office/drawing/2014/chartex" xmlns:cx1="http://schemas.microsoft.com/office/drawing/2015/9/8/chartex" xmlns:cx2="http://schemas.microsoft.com/office/drawing/2015/10/21/chartex" xmlns:cx3="http://schemas.microsoft.com/office/drawing/2016/5/9/chartex" xmlns:cx4="http://schemas.microsoft.com/office/drawing/2016/5/10/chartex" xmlns:cx5="http://schemas.microsoft.com/office/drawing/2016/5/11/chartex" xmlns:cx6="http://schemas.microsoft.com/office/drawing/2016/5/12/chartex" xmlns:cx7="http://schemas.microsoft.com/office/drawing/2016/5/13/chartex" xmlns:cx8="http://schemas.microsoft.com/office/drawing/2016/5/14/chartex" xmlns:mc="http://schemas.openxmlformats.org/markup-compatibility/2006" xmlns:aink="http://schemas.microsoft.com/office/drawing/2016/ink" xmlns:am3d="http://schemas.microsoft.com/office/drawing/2017/model3d" xmlns:o="urn:schemas-microsoft-com:office:office" xmlns:oel="http://schemas.microsoft.com/office/2019/extlst" xmlns:r="http://schemas.openxmlformats.org/officeDocument/2006/relationships" xmlns:m="http://schemas.openxmlformats.org/officeDocument/2006/math" xmlns:v="urn:schemas-microsoft-com:vml" xmlns:wp14="http://schemas.microsoft.com/office/word/2010/wordprocessingDrawing" xmlns:wp="http://schemas.openxmlformats.org/drawingml/2006/wordprocessingDrawing" xmlns:w10="urn:schemas-microsoft-com:office:word" xmlns:w="http://schemas.openxmlformats.org/wordprocessingml/2006/main" xmlns:w14="http://schemas.microsoft.com/office/word/2010/wordml" xmlns:w15="http://schemas.microsoft.com/office/word/2012/wordml" xmlns:w16cex="http://schemas.microsoft.com/office/word/2018/wordml/cex" xmlns:w16cid="http://schemas.microsoft.com/office/word/2016/wordml/cid" xmlns:w16="http://schemas.microsoft.com/office/word/2018/wordml" xmlns:w16du="http://schemas.microsoft.com/office/word/2023/wordml/word16du" xmlns:w16sdtdh="http://schemas.microsoft.com/office/word/2020/wordml/sdtdatahash" xmlns:w16sdtfl="http://schemas.microsoft.com/office/word/2024/wordml/sdtformatlock" xmlns:w16se="http://schemas.microsoft.com/office/word/2015/wordml/symex" xmlns:wpg="http://schemas.microsoft.com/office/word/2010/wordprocessingGroup" xmlns:wpi="http://schemas.microsoft.com/office/word/2010/wordprocessingInk" xmlns:wne="http://schemas.microsoft.com/office/word/2006/wordml" xmlns:wps="http://schemas.microsoft.com/office/word/2010/wordprocessingShape" mc:Ignorable="w14 w15 w16se w16cid w16 w16cex w16sdtdh w16sdtfl w16du wp14">
   <w:body>
     <w:tbl>
       <w:tblPr>
@@ -10,9 +10,9 @@
         <w:tblLook w:val="04A0" w:firstRow="1" w:lastRow="0" w:firstColumn="1" w:lastColumn="0" w:noHBand="0" w:noVBand="1"/>
       </w:tblPr>
       <w:tblGrid>
-        <w:gridCol w:w="976"/>
-        <w:gridCol w:w="2478"/>
-        <w:gridCol w:w="6139"/>
+        <w:gridCol w:w="929"/>
+        <w:gridCol w:w="2323"/>
+        <w:gridCol w:w="6341"/>
       </w:tblGrid>
       <w:tr>
         <w:trPr>
@@ -389,7 +389,7 @@
           </w:tcPr>
           <w:p>
             <w:r>
-              <w:t>Scientific Research &amp; features</w:t>
+              <w:t>Ethical Issues in Business Research</w:t>
             </w:r>
           </w:p>
         </w:tc>
@@ -582,7 +582,7 @@
           </w:tcPr>
           <w:p>
             <w:r>
-              <w:t>Ethical Issues in Business Research</w:t>
+              <w:t>Applying Scientific Thinking to Management/ Business Problems</w:t>
             </w:r>
           </w:p>
         </w:tc>
@@ -828,7 +828,10 @@
           </w:tcPr>
           <w:p>
             <w:r>
-              <w:t>Literature Search through the internet</w:t>
+              <w:t xml:space="preserve">Scales commonly used in Business Research/ </w:t>
+            </w:r>
+            <w:r>
+              <w:t>Social Science Research</w:t>
             </w:r>
           </w:p>
         </w:tc>
@@ -1056,7 +1059,7 @@
           </w:tcPr>
           <w:p>
             <w:r>
-              <w:t>Sources of Literature Review</w:t>
+              <w:t>Primary Sources of Data</w:t>
             </w:r>
           </w:p>
         </w:tc>
@@ -1067,11 +1070,7 @@
         <w:pStyle w:val="ListParagraph"/>
       </w:pPr>
     </w:p>
-    <w:p>
-      <w:r>
-        <w:br w:type="page"/>
-      </w:r>
-    </w:p>
+    <w:p/>
     <w:sectPr>
       <w:pgSz w:w="11906" w:h="16838" w:code="9"/>
       <w:pgMar w:top="1440" w:right="1440" w:bottom="1440" w:left="1440" w:header="720" w:footer="720" w:gutter="0"/>
@@ -1083,7 +1082,7 @@
 </file>
 
 <file path=word/numbering.xml><?xml version="1.0" encoding="utf-8"?>
-<w:numbering xmlns:wpc="http://schemas.microsoft.com/office/word/2010/wordprocessingCanvas" xmlns:cx="http://schemas.microsoft.com/office/drawing/2014/chartex" xmlns:cx1="http://schemas.microsoft.com/office/drawing/2015/9/8/chartex" xmlns:cx2="http://schemas.microsoft.com/office/drawing/2015/10/21/chartex" xmlns:cx3="http://schemas.microsoft.com/office/drawing/2016/5/9/chartex" xmlns:cx4="http://schemas.microsoft.com/office/drawing/2016/5/10/chartex" xmlns:cx5="http://schemas.microsoft.com/office/drawing/2016/5/11/chartex" xmlns:cx6="http://schemas.microsoft.com/office/drawing/2016/5/12/chartex" xmlns:cx7="http://schemas.microsoft.com/office/drawing/2016/5/13/chartex" xmlns:cx8="http://schemas.microsoft.com/office/drawing/2016/5/14/chartex" xmlns:mc="http://schemas.openxmlformats.org/markup-compatibility/2006" xmlns:aink="http://schemas.microsoft.com/office/drawing/2016/ink" xmlns:am3d="http://schemas.microsoft.com/office/drawing/2017/model3d" xmlns:o="urn:schemas-microsoft-com:office:office" xmlns:oel="http://schemas.microsoft.com/office/2019/extlst" xmlns:r="http://schemas.openxmlformats.org/officeDocument/2006/relationships" xmlns:m="http://schemas.openxmlformats.org/officeDocument/2006/math" xmlns:v="urn:schemas-microsoft-com:vml" xmlns:wp14="http://schemas.microsoft.com/office/word/2010/wordprocessingDrawing" xmlns:wp="http://schemas.openxmlformats.org/drawingml/2006/wordprocessingDrawing" xmlns:w10="urn:schemas-microsoft-com:office:word" xmlns:w="http://schemas.openxmlformats.org/wordprocessingml/2006/main" xmlns:w14="http://schemas.microsoft.com/office/word/2010/wordml" xmlns:w15="http://schemas.microsoft.com/office/word/2012/wordml" xmlns:w16cei="http://schemas.microsoft.com/office/word/2026/wordml/cei" xmlns:w16cex="http://schemas.microsoft.com/office/word/2018/wordml/cex" xmlns:w16cid="http://schemas.microsoft.com/office/word/2016/wordml/cid" xmlns:w16="http://schemas.microsoft.com/office/word/2018/wordml" xmlns:w16du="http://schemas.microsoft.com/office/word/2023/wordml/word16du" xmlns:w16sdtdh="http://schemas.microsoft.com/office/word/2020/wordml/sdtdatahash" xmlns:w16sdtfl="http://schemas.microsoft.com/office/word/2024/wordml/sdtformatlock" xmlns:w16se="http://schemas.microsoft.com/office/word/2015/wordml/symex" xmlns:wpg="http://schemas.microsoft.com/office/word/2010/wordprocessingGroup" xmlns:wpi="http://schemas.microsoft.com/office/word/2010/wordprocessingInk" xmlns:wne="http://schemas.microsoft.com/office/word/2006/wordml" xmlns:wps="http://schemas.microsoft.com/office/word/2010/wordprocessingShape" mc:Ignorable="w14 w15 w16se w16cid w16 w16cex w16sdtdh w16sdtfl w16du wp14">
+<w:numbering xmlns:wpc="http://schemas.microsoft.com/office/word/2010/wordprocessingCanvas" xmlns:cx="http://schemas.microsoft.com/office/drawing/2014/chartex" xmlns:cx1="http://schemas.microsoft.com/office/drawing/2015/9/8/chartex" xmlns:cx2="http://schemas.microsoft.com/office/drawing/2015/10/21/chartex" xmlns:cx3="http://schemas.microsoft.com/office/drawing/2016/5/9/chartex" xmlns:cx4="http://schemas.microsoft.com/office/drawing/2016/5/10/chartex" xmlns:cx5="http://schemas.microsoft.com/office/drawing/2016/5/11/chartex" xmlns:cx6="http://schemas.microsoft.com/office/drawing/2016/5/12/chartex" xmlns:cx7="http://schemas.microsoft.com/office/drawing/2016/5/13/chartex" xmlns:cx8="http://schemas.microsoft.com/office/drawing/2016/5/14/chartex" xmlns:mc="http://schemas.openxmlformats.org/markup-compatibility/2006" xmlns:aink="http://schemas.microsoft.com/office/drawing/2016/ink" xmlns:am3d="http://schemas.microsoft.com/office/drawing/2017/model3d" xmlns:o="urn:schemas-microsoft-com:office:office" xmlns:oel="http://schemas.microsoft.com/office/2019/extlst" xmlns:r="http://schemas.openxmlformats.org/officeDocument/2006/relationships" xmlns:m="http://schemas.openxmlformats.org/officeDocument/2006/math" xmlns:v="urn:schemas-microsoft-com:vml" xmlns:wp14="http://schemas.microsoft.com/office/word/2010/wordprocessingDrawing" xmlns:wp="http://schemas.openxmlformats.org/drawingml/2006/wordprocessingDrawing" xmlns:w10="urn:schemas-microsoft-com:office:word" xmlns:w="http://schemas.openxmlformats.org/wordprocessingml/2006/main" xmlns:w14="http://schemas.microsoft.com/office/word/2010/wordml" xmlns:w15="http://schemas.microsoft.com/office/word/2012/wordml" xmlns:w16cex="http://schemas.microsoft.com/office/word/2018/wordml/cex" xmlns:w16cid="http://schemas.microsoft.com/office/word/2016/wordml/cid" xmlns:w16="http://schemas.microsoft.com/office/word/2018/wordml" xmlns:w16du="http://schemas.microsoft.com/office/word/2023/wordml/word16du" xmlns:w16sdtdh="http://schemas.microsoft.com/office/word/2020/wordml/sdtdatahash" xmlns:w16sdtfl="http://schemas.microsoft.com/office/word/2024/wordml/sdtformatlock" xmlns:w16se="http://schemas.microsoft.com/office/word/2015/wordml/symex" xmlns:wpg="http://schemas.microsoft.com/office/word/2010/wordprocessingGroup" xmlns:wpi="http://schemas.microsoft.com/office/word/2010/wordprocessingInk" xmlns:wne="http://schemas.microsoft.com/office/word/2006/wordml" xmlns:wps="http://schemas.microsoft.com/office/word/2010/wordprocessingShape" mc:Ignorable="w14 w15 w16se w16cid w16 w16cex w16sdtdh w16sdtfl w16du wp14">
   <w:abstractNum w:abstractNumId="0" w15:restartNumberingAfterBreak="0">
     <w:nsid w:val="72922D3B"/>
     <w:multiLevelType w:val="hybridMultilevel"/>
